--- a/rapports/16_02_2026/THIMBANE/coh_EQ38_sup_022201010004.docx
+++ b/rapports/16_02_2026/THIMBANE/coh_EQ38_sup_022201010004.docx
@@ -25,7 +25,7 @@
         <w:br/>
         <w:t>Grappe: 022201010004</w:t>
         <w:br/>
-        <w:t>Date: 16/02/2026 a 12:41</w:t>
+        <w:t>Date: 16/02/2026 a 12:58</w:t>
       </w:r>
     </w:p>
     <w:p/>

--- a/rapports/16_02_2026/THIMBANE/coh_EQ38_sup_022201010004.docx
+++ b/rapports/16_02_2026/THIMBANE/coh_EQ38_sup_022201010004.docx
@@ -25,7 +25,7 @@
         <w:br/>
         <w:t>Grappe: 022201010004</w:t>
         <w:br/>
-        <w:t>Date: 16/02/2026 a 12:58</w:t>
+        <w:t>Date: 16/02/2026 a 13:06</w:t>
       </w:r>
     </w:p>
     <w:p/>
@@ -295,6 +295,38 @@
           </w:tcPr>
           <w:p>
             <w:r>
+              <w:t>Section0</w:t>
+            </w:r>
+          </w:p>
+        </w:tc>
+        <w:tc>
+          <w:tcPr>
+            <w:tcW w:type="dxa" w:w="3324"/>
+          </w:tcPr>
+          <w:p>
+            <w:r>
+              <w:t>Identification et renseignements de controle</w:t>
+            </w:r>
+          </w:p>
+        </w:tc>
+        <w:tc>
+          <w:tcPr>
+            <w:tcW w:type="dxa" w:w="3324"/>
+          </w:tcPr>
+          <w:p>
+            <w:r>
+              <w:t>9</w:t>
+            </w:r>
+          </w:p>
+        </w:tc>
+      </w:tr>
+      <w:tr>
+        <w:tc>
+          <w:tcPr>
+            <w:tcW w:type="dxa" w:w="3324"/>
+          </w:tcPr>
+          <w:p>
+            <w:r>
               <w:t>Section10a</w:t>
             </w:r>
           </w:p>
@@ -476,38 +508,6 @@
           <w:p>
             <w:r>
               <w:t>6</w:t>
-            </w:r>
-          </w:p>
-        </w:tc>
-      </w:tr>
-      <w:tr>
-        <w:tc>
-          <w:tcPr>
-            <w:tcW w:type="dxa" w:w="3324"/>
-          </w:tcPr>
-          <w:p>
-            <w:r>
-              <w:t>Section0</w:t>
-            </w:r>
-          </w:p>
-        </w:tc>
-        <w:tc>
-          <w:tcPr>
-            <w:tcW w:type="dxa" w:w="3324"/>
-          </w:tcPr>
-          <w:p>
-            <w:r>
-              <w:t>Identification et renseignements de controle</w:t>
-            </w:r>
-          </w:p>
-        </w:tc>
-        <w:tc>
-          <w:tcPr>
-            <w:tcW w:type="dxa" w:w="3324"/>
-          </w:tcPr>
-          <w:p>
-            <w:r>
-              <w:t>5</w:t>
             </w:r>
           </w:p>
         </w:tc>
@@ -839,6 +839,27 @@
           <w:color w:val="4672C4"/>
           <w:sz w:val="22"/>
         </w:rPr>
+        <w:t>&gt;&gt; Section0 - Identification et renseignements de controle</w:t>
+      </w:r>
+    </w:p>
+    <w:p>
+      <w:pPr>
+        <w:ind w:left="283"/>
+      </w:pPr>
+      <w:r>
+        <w:rPr>
+          <w:sz w:val="20"/>
+        </w:rPr>
+        <w:t>- Le questionnaire semble ne pas être complètement fini mais le questionnaire est en statut complet, prière de compléter le questionnaire.</w:t>
+      </w:r>
+    </w:p>
+    <w:p>
+      <w:r>
+        <w:rPr>
+          <w:b/>
+          <w:color w:val="4672C4"/>
+          <w:sz w:val="22"/>
+        </w:rPr>
         <w:t>&gt;&gt; Section2 - Education</w:t>
       </w:r>
     </w:p>
@@ -908,7 +929,7 @@
         <w:rPr>
           <w:sz w:val="20"/>
         </w:rPr>
-        <w:t>- Attention ! Le prix unitaire d'achat (1100 Fcfa) de Huile de soja  en Litre (taille unique) est relativement faible par rapport aux autres prix observés dans cette zone. Prière de corriger ou de confirmer avec le QG. Attention ! Le prix unitaire d'achat (150 Fcfa) de Aubergine sauvage  en Pièce (Moyen) est relativement élevé par rapport aux autres prix observés dans cette zone. Prière de corriger ou de confirmer avec le QG. Attention ! Le prix unitaire d'achat (50 Fcfa) de Poivre en Sachets industriel (Petit) est relativement élevé par rapport aux autres prix observés dans cette zone. Prière de corriger ou de confirmer avec le QG. Avertissement!!!Le ménage a consommé 70 Sachets de Petit de Beurre  ce qui semble incoherent pour une consommation aucours des 7 derniers jours, prière de verifier et corriger. Le prix d'achat unitaire (1 Fcfa) de Vinaigre de vin en Sachets de taille Moyen  est invraisemblable, prière de regarder les reponses prises dans les questions s07bq07a s07bq07b s07bq07c s07bq08 pour mieux corriger.</w:t>
+        <w:t>- Attention ! Le prix unitaire d'achat (1100 Fcfa) de Huile de soja  en Litre (taille unique) est relativement faible par rapport aux autres prix observés dans cette zone. Prière de corriger ou de confirmer avec le QG. Attention ! Le prix unitaire d'achat (150 Fcfa) de Aubergine sauvage  en Pièce (Moyen) est relativement élevé par rapport aux autres prix observés dans cette zone. Prière de corriger ou de confirmer avec le QG. Attention ! Le prix unitaire d'achat (50 Fcfa) de Poivre en Sachets industriel (Petit) est relativement élevé par rapport aux autres prix observés dans cette zone. Prière de corriger ou de confirmer avec le QG. Attention ! Soupçons de quantité anormale! Le ménage de GUILLAUME DIATTA avec une taille de 8 personnes a consommé 5 Kg en taille unique de Poisson frais type 11 qui est relativement élevé comme consommation par rapport à la condition de vie des autres ménages de même taille dans cette zone. Prière de corriger ou de confirmer avec le QG. Avertissement!!!Le ménage a consommé 70 Sachets de Petit de Beurre  ce qui semble incoherent pour une consommation aucours des 7 derniers jours, prière de verifier et corriger. Le prix d'achat unitaire (1 Fcfa) de Vinaigre de vin en Sachets de taille Moyen  est invraisemblable, prière de regarder les reponses prises dans les questions s07bq07a s07bq07b s07bq07c s07bq08 pour mieux corriger.</w:t>
       </w:r>
     </w:p>
     <w:p>
@@ -950,9 +971,7 @@
         <w:rPr>
           <w:sz w:val="20"/>
         </w:rPr>
-        <w:t xml:space="preserve">- Attention ! Bicyclette, vélo de course a été achété à 65000 Fcfa est relativement élevé par rapport aux autres prix d'achat observés dans cette zone. Prière de corriger ou de confirmer avec le QG. </w:t>
-        <w:br/>
-        <w:t xml:space="preserve">- Attention ! Matelas simple a été achété à 110000 Fcfa est relativement élevé par rapport aux autres prix d'achat observés dans cette zone. Prière de corriger ou de confirmer avec le QG. </w:t>
+        <w:t xml:space="preserve">- Attention ! Bicyclette, vélo de course a été achété à 65000 Fcfa est relativement élevé par rapport aux autres prix d'achat observés dans cette zone. Prière de corriger ou de confirmer avec le QG. Attention ! Bicyclette, vélo de course a été revendu à 50000 Fcfa qui est relativement élevé par rapport aux autres prix de revente observés dans cette zone. Prière de corriger ou de confirmer avec le QG. </w:t>
         <w:br/>
         <w:t>- Avertissement!!! Le prix d'achat (15000) de l'article  Bonbonne de gaz est inférieur aux prix de revente (18000)  avec l'âge du bien atteignant 11 ans. Prière de vérifier ou confirmer avec l'enquêté et mettre les bonnes valeurs après verification, s'il le faut.</w:t>
       </w:r>
@@ -1321,6 +1340,27 @@
           <w:color w:val="4672C4"/>
           <w:sz w:val="22"/>
         </w:rPr>
+        <w:t>&gt;&gt; Section0 - Identification et renseignements de controle</w:t>
+      </w:r>
+    </w:p>
+    <w:p>
+      <w:pPr>
+        <w:ind w:left="283"/>
+      </w:pPr>
+      <w:r>
+        <w:rPr>
+          <w:sz w:val="20"/>
+        </w:rPr>
+        <w:t>- Le questionnaire semble ne pas être complètement fini mais le questionnaire est en statut complet, prière de compléter le questionnaire.</w:t>
+      </w:r>
+    </w:p>
+    <w:p>
+      <w:r>
+        <w:rPr>
+          <w:b/>
+          <w:color w:val="4672C4"/>
+          <w:sz w:val="22"/>
+        </w:rPr>
         <w:t>&gt;&gt; Section1 - Caracteristiques des membres</w:t>
       </w:r>
     </w:p>
@@ -1353,7 +1393,7 @@
         <w:rPr>
           <w:sz w:val="20"/>
         </w:rPr>
-        <w:t xml:space="preserve">- Peu probable! Abdou Malick Ndiaye  n'arrive pas  à comprendre un petit texte lu dans une langue locale (s02q03). Veuillez corriger ou donner des explications au QG. </w:t>
+        <w:t xml:space="preserve">- Peu probable! Abdou Malick Ndiaye  n'arrive pas  à comprendre un petit texte lu dans une langue locale (s02q03). Veuillez corriger ou donner des explications au QG. Attention ! Le frais de scolarité (2000 Fcfa) de Abdou Malick Ndiaye en 1ére année de Secondaire 1 (Moyen) Général est relativement élevé par rapport aux autres frais de scolarités observés dans cette zone. Prière de corriger ou de confirmer avec le QG. </w:t>
         <w:br/>
         <w:t xml:space="preserve">- Peu probable! Elisa Diatta  n'arrive pas  à comprendre un petit texte lu dans une langue locale (s02q03). Veuillez corriger ou donner des explications au QG. </w:t>
         <w:br/>
@@ -1531,6 +1571,8 @@
         <w:rPr>
           <w:sz w:val="20"/>
         </w:rPr>
+        <w:t xml:space="preserve">- Attention ! Table à manger  (table + chaises) a été achété à 75000 Fcfa est relativement élevé par rapport aux autres prix d'achat observés dans cette zone. Prière de corriger ou de confirmer avec le QG. </w:t>
+        <w:br/>
         <w:t>- Avertissement!!! Le prix d'achat (18000) de l'article  Bonbonne de gaz est inférieur aux prix de revente (19000)  avec l'âge du bien atteignant 2 ans. Prière de vérifier ou confirmer avec l'enquêté et mettre les bonnes valeurs après verification, s'il le faut.</w:t>
       </w:r>
     </w:p>
@@ -2536,7 +2578,7 @@
         <w:rPr>
           <w:sz w:val="20"/>
         </w:rPr>
-        <w:t>- La dernière fois que vous avez acheté Viande de porc: côtelettes est Maison du voisin et semble exister dans les modalités, prière de prendre attache avec le QG pour plus d'explication afin de la classer bien. Attention ! Le prix unitaire d'achat (1200 Fcfa) de Pomme de terre en Kg (taille unique) est relativement élevé par rapport aux autres prix observés dans cette zone. Prière de corriger ou de confirmer avec le QG. Attention ! Le prix unitaire d'achat (50 Fcfa) de Piment séché en Sachets industriel (Petit) est relativement élevé par rapport aux autres prix observés dans cette zone. Prière de corriger ou de confirmer avec le QG. Avertissement!!! Le ménage a consommé 12 Cuillère Petit de Chocolat pâte à tartiner, cette quantité semble anormale pour une consommation des 7 derniers jours.Prière de corriger ou de confirmer avec le QG. Le prix d'achat unitaire (150 Fcfa) de Sel en Kg de taille  taille unique  est très faible, prière de regarder les reponses prises dans les questions s07bq07a s07bq07b s07bq07c s07bq08 pour mieux corriger.</w:t>
+        <w:t>- La dernière fois que vous avez acheté Viande de porc: côtelettes est Maison du voisin et semble exister dans les modalités, prière de prendre attache avec le QG pour plus d'explication afin de la classer bien. Attention ! Le prix unitaire d'achat (17500 Fcfa) de Riz local Gambiaka en Sac (50 Kg) (taille unique) est relativement élevé par rapport aux autres prix observés dans cette zone. Prière de corriger ou de confirmer avec le QG. Attention ! Le prix unitaire d'achat (50 Fcfa) de Piment séché en Sachets industriel (Petit) est relativement élevé par rapport aux autres prix observés dans cette zone. Prière de corriger ou de confirmer avec le QG. Attention ! Soupçons de quantité anormale! Le ménage de ABDOU DIATTA avec une taille de 5 personnes a consommé 2.5 Kg en taille unique de Oignon frais qui est relativement élevé comme consommation par rapport à la condition de vie des autres ménages de même taille dans cette zone. Prière de corriger ou de confirmer avec le QG. Avertissement!!! Le ménage a consommé 12 Cuillère Petit de Chocolat pâte à tartiner, cette quantité semble anormale pour une consommation des 7 derniers jours.Prière de corriger ou de confirmer avec le QG. Le prix d'achat unitaire (150 Fcfa) de Sel en Kg de taille  taille unique  est très faible, prière de regarder les reponses prises dans les questions s07bq07a s07bq07b s07bq07c s07bq08 pour mieux corriger.</w:t>
       </w:r>
     </w:p>
     <w:p>
@@ -2599,9 +2641,11 @@
         <w:rPr>
           <w:sz w:val="20"/>
         </w:rPr>
-        <w:t xml:space="preserve">- Attention ! Appareil TV a été revendu à 195000 Fcfa qui est relativement élevé par rapport aux autres prix de revente observés dans cette zone. Prière de corriger ou de confirmer avec le QG. </w:t>
+        <w:t xml:space="preserve">- Attention ! Appareil TV a été achété à 200000 Fcfa est relativement élevé par rapport aux autres prix d'achat observés dans cette zone. Prière de corriger ou de confirmer avec le QG. Attention ! Appareil TV a été revendu à 195000 Fcfa qui est relativement élevé par rapport aux autres prix de revente observés dans cette zone. Prière de corriger ou de confirmer avec le QG. </w:t>
         <w:br/>
-        <w:t xml:space="preserve">- Attention ! Réfrigérateur a été revendu à 300000 Fcfa qui est relativement élevé par rapport aux autres prix de revente observés dans cette zone. Prière de corriger ou de confirmer avec le QG. </w:t>
+        <w:t xml:space="preserve">- Attention ! Réfrigérateur a été achété à 320000 Fcfa est relativement élevé par rapport aux autres prix d'achat observés dans cette zone. Prière de corriger ou de confirmer avec le QG. Attention ! Réfrigérateur a été revendu à 300000 Fcfa qui est relativement élevé par rapport aux autres prix de revente observés dans cette zone. Prière de corriger ou de confirmer avec le QG. </w:t>
+        <w:br/>
+        <w:t xml:space="preserve">- Attention ! Table à manger  (table + chaises) a été achété à 75000 Fcfa est relativement élevé par rapport aux autres prix d'achat observés dans cette zone. Prière de corriger ou de confirmer avec le QG. Attention ! Table à manger  (table + chaises) a été revendu à 75000 Fcfa qui est relativement élevé par rapport aux autres prix de revente observés dans cette zone. Prière de corriger ou de confirmer avec le QG. </w:t>
         <w:br/>
         <w:t>- Attention ! Ventilateur sur pied a été achété à 55000 Fcfa est relativement élevé par rapport aux autres prix d'achat observés dans cette zone. Prière de corriger ou de confirmer avec le QG. Attention ! Ventilateur sur pied a été revendu à 55000 Fcfa qui est relativement élevé par rapport aux autres prix de revente observés dans cette zone. Prière de corriger ou de confirmer avec le QG.</w:t>
       </w:r>
@@ -2991,6 +3035,27 @@
           <w:color w:val="4672C4"/>
           <w:sz w:val="22"/>
         </w:rPr>
+        <w:t>&gt;&gt; Section0 - Identification et renseignements de controle</w:t>
+      </w:r>
+    </w:p>
+    <w:p>
+      <w:pPr>
+        <w:ind w:left="283"/>
+      </w:pPr>
+      <w:r>
+        <w:rPr>
+          <w:sz w:val="20"/>
+        </w:rPr>
+        <w:t>- Le questionnaire semble ne pas être complètement fini mais le questionnaire est en statut complet, prière de compléter le questionnaire.</w:t>
+      </w:r>
+    </w:p>
+    <w:p>
+      <w:r>
+        <w:rPr>
+          <w:b/>
+          <w:color w:val="4672C4"/>
+          <w:sz w:val="22"/>
+        </w:rPr>
         <w:t>&gt;&gt; Section2 - Education</w:t>
       </w:r>
     </w:p>
@@ -3067,7 +3132,7 @@
         <w:rPr>
           <w:sz w:val="20"/>
         </w:rPr>
-        <w:t>- La dernière fois que vous avez acheté Poisson frais type 11 est berge et semble exister dans les modalités, prière de prendre attache avec le QG pour plus d'explication afin de la classer bien.</w:t>
+        <w:t>- La dernière fois que vous avez acheté Poisson frais type 11 est berge et semble exister dans les modalités, prière de prendre attache avec le QG pour plus d'explication afin de la classer bien. Attention ! Le prix unitaire d'achat (150 Fcfa) de Courge en Morceau (Portion) (Moyen) est relativement élevé par rapport aux autres prix observés dans cette zone. Prière de corriger ou de confirmer avec le QG. Attention ! Le prix unitaire d'achat (50 Fcfa) de Cube alimentaire (Maggi, Jumbo, ) en Cube (Moyen) est relativement élevé par rapport aux autres prix observés dans cette zone. Prière de corriger ou de confirmer avec le QG.</w:t>
       </w:r>
     </w:p>
     <w:p>
@@ -3151,6 +3216,8 @@
         <w:rPr>
           <w:sz w:val="20"/>
         </w:rPr>
+        <w:t xml:space="preserve">- Attention ! Fer à repasser à charbon a été achété à 10000 Fcfa est relativement élevé par rapport aux autres prix d'achat observés dans cette zone. Prière de corriger ou de confirmer avec le QG. </w:t>
+        <w:br/>
         <w:t>- Avertissement!!! Le prix d'achat (5000) de l'article  Foyers améliorés est inférieur aux prix de revente (6000)  avec l'âge du bien atteignant 2 ans. Prière de vérifier ou confirmer avec l'enquêté et mettre les bonnes valeurs après verification, s'il le faut.</w:t>
       </w:r>
     </w:p>
@@ -3707,7 +3774,7 @@
         <w:rPr>
           <w:sz w:val="20"/>
         </w:rPr>
-        <w:t>- Attention ! Le prix unitaire d'achat (100 Fcfa) de Piment frais en Pièce (Petit) est relativement élevé par rapport aux autres prix observés dans cette zone. Prière de corriger ou de confirmer avec le QG. Attention ! Le prix unitaire d'achat (1300 Fcfa) de Huile de soja  en Litre (taille unique) est relativement élevé par rapport aux autres prix observés dans cette zone. Prière de corriger ou de confirmer avec le QG. Avertissement!!! Le ménage a consommé 7 Paquet Petit de Thé en sachet, cette quantité semble anormale pour une consommation des 7 derniers jours.Prière de corriger ou de confirmer avec le QG. Avertissement!! le prix unitaire (125 Fcfa) de Thé en sachet (unité: Paquet) de taille Petit est très faible ou élevé. Prière de corriger ou de confirmer avec le QG. Attention ! Le prix unitaire d'achat (125 Fcfa) de Thé en sachet en Paquet (Petit) est relativement élevé par rapport aux autres prix observés dans cette zone. Prière de corriger ou de confirmer avec le QG.</w:t>
+        <w:t>- Attention ! Le prix unitaire d'achat (1300 Fcfa) de Huile de soja  en Litre (taille unique) est relativement élevé par rapport aux autres prix observés dans cette zone. Prière de corriger ou de confirmer avec le QG. Avertissement!!! Le ménage a consommé 7 Paquet Petit de Thé en sachet, cette quantité semble anormale pour une consommation des 7 derniers jours.Prière de corriger ou de confirmer avec le QG. Avertissement!! le prix unitaire (125 Fcfa) de Thé en sachet (unité: Paquet) de taille Petit est très faible ou élevé. Prière de corriger ou de confirmer avec le QG. Attention ! Le prix unitaire d'achat (125 Fcfa) de Thé en sachet en Paquet (Petit) est relativement élevé par rapport aux autres prix observés dans cette zone. Prière de corriger ou de confirmer avec le QG.</w:t>
       </w:r>
     </w:p>
     <w:p>
@@ -4259,7 +4326,7 @@
         <w:rPr>
           <w:sz w:val="20"/>
         </w:rPr>
-        <w:t>- Attention ! Le prix unitaire d'achat (200 Fcfa) de Feuilles de  Haricot en Tas (Moyen) est relativement élevé par rapport aux autres prix observés dans cette zone. Prière de corriger ou de confirmer avec le QG. Attention ! Le prix unitaire d'achat (2500 Fcfa) de Oignon frais en Kg (taille unique) est relativement élevé par rapport aux autres prix observés dans cette zone. Prière de corriger ou de confirmer avec le QG. Attention ! Le prix unitaire d'achat (600 Fcfa) de Huile de soja  en Litre (taille unique) est relativement faible par rapport aux autres prix observés dans cette zone. Prière de corriger ou de confirmer avec le QG. Attention ! Le prix unitaire d'achat (700 Fcfa) de Sucre en poudre  en Kg (taille unique) est relativement élevé par rapport aux autres prix observés dans cette zone. Prière de corriger ou de confirmer avec le QG. Attention ! Le prix unitaire d'achat (83.33334 Fcfa) de Poisson frais type 11 en Tas (Petit) est relativement faible par rapport aux autres prix observés dans cette zone. Prière de corriger ou de confirmer avec le QG. Incohérence!! Dans ce ménage, chaque individus consomme par jour .625 Kg  de cereale; Prière de revoir les quantités prises de ces produits.</w:t>
+        <w:t>- Attention ! Le prix unitaire d'achat (200 Fcfa) de Feuilles de  Haricot en Tas (Moyen) est relativement élevé par rapport aux autres prix observés dans cette zone. Prière de corriger ou de confirmer avec le QG. Attention ! Le prix unitaire d'achat (2500 Fcfa) de Oignon frais en Kg (taille unique) est relativement élevé par rapport aux autres prix observés dans cette zone. Prière de corriger ou de confirmer avec le QG. Attention ! Le prix unitaire d'achat (600 Fcfa) de Huile de soja  en Litre (taille unique) est relativement faible par rapport aux autres prix observés dans cette zone. Prière de corriger ou de confirmer avec le QG. Attention ! Le prix unitaire d'achat (700 Fcfa) de Sucre en poudre  en Kg (taille unique) est relativement élevé par rapport aux autres prix observés dans cette zone. Prière de corriger ou de confirmer avec le QG. Attention ! Le prix unitaire d'achat (83.33334 Fcfa) de Poisson frais type 11 en Tas (Petit) est relativement faible par rapport aux autres prix observés dans cette zone. Prière de corriger ou de confirmer avec le QG. Incohérence!! Dans ce ménage, chaque individus consomme par jour 1.303571 Kg  de cereale; Prière de revoir les quantités prises de ces produits.</w:t>
       </w:r>
     </w:p>
     <w:p>
@@ -4735,27 +4802,6 @@
           <w:color w:val="4672C4"/>
           <w:sz w:val="22"/>
         </w:rPr>
-        <w:t>&gt;&gt; Section4a - Emploi</w:t>
-      </w:r>
-    </w:p>
-    <w:p>
-      <w:pPr>
-        <w:ind w:left="283"/>
-      </w:pPr>
-      <w:r>
-        <w:rPr>
-          <w:sz w:val="20"/>
-        </w:rPr>
-        <w:t>- Avertissement! VIRGINIE DIATTA n'a consacré aucune heure pour aucun des travaux du ménage, prière de regarder les réponses prises dans les questions (s04q01 s04q02 s04q03 s04q04 s04q05 s04q06 s04q07 s04q08).</w:t>
-      </w:r>
-    </w:p>
-    <w:p>
-      <w:r>
-        <w:rPr>
-          <w:b/>
-          <w:color w:val="4672C4"/>
-          <w:sz w:val="22"/>
-        </w:rPr>
         <w:t>&gt;&gt; Section7b - Consommation alimentaire - 7 jours</w:t>
       </w:r>
     </w:p>
@@ -4767,7 +4813,7 @@
         <w:rPr>
           <w:sz w:val="20"/>
         </w:rPr>
-        <w:t>- Attention ! Le prix unitaire d'achat (1300 Fcfa) de Huile de soja  en Litre (taille unique) est relativement élevé par rapport aux autres prix observés dans cette zone. Prière de corriger ou de confirmer avec le QG. Le prix d'achat unitaire (150 Fcfa) de Sel en Kg de taille  taille unique  est très faible, prière de regarder les reponses prises dans les questions s07bq07a s07bq07b s07bq07c s07bq08 pour mieux corriger.</w:t>
+        <w:t>- Attention ! Le prix unitaire d'achat (1300 Fcfa) de Huile de soja  en Litre (taille unique) est relativement élevé par rapport aux autres prix observés dans cette zone. Prière de corriger ou de confirmer avec le QG. Attention ! Le prix unitaire d'achat (17500 Fcfa) de Riz local Gambiaka en Sac (50 Kg) (taille unique) est relativement élevé par rapport aux autres prix observés dans cette zone. Prière de corriger ou de confirmer avec le QG.</w:t>
       </w:r>
     </w:p>
     <w:p>
@@ -4872,28 +4918,7 @@
         <w:rPr>
           <w:sz w:val="20"/>
         </w:rPr>
-        <w:t>- La superficie de la parcelle CHAMP RIZ est de 9999 Mètre Carré (m^2), elle doit être renseignée et ne doit pas contenir des chiffres de 9999 ou 0. Prière de corriger. Le nombre d'homme de 15 ans et plus (35) non membre du ménage de SAMUEL DIATTA ayant travaillé dans la parcelle CHAMP RIZ pour la période des récoltes semble élevé, prière de corriger. Le nombre de personnes toutes catégories confondues des main-d'oeuvre non-familiale sur la parcelle CHAMP RIZ au cours de la campagne pour la période de préparation du sol (labour) et des semis est de 20 personnes qui semble faible ou élevé. Merci de corriger. Le nombre de personnes toutes catégories confondues des main-d'oeuvre non-familiale sur la parcelle CHAMP RIZ au cours de la campagne pour la période des récoltes est de 35 personnes qui semble faible ou élevé. Merci de corriger. Le salaire d'une fille (moins de 15 ans) ayant travaillé sur la parcelle CHAMP RIZ par jours au moment de la période de préparation du sol (labour) et des semis est de 2000 FCFA qui semble faible ou  élevé, prière de corriger. Le salaire d'un homme de 15ans et plus ayant travaillé sur la parcelle CHAMP RIZ par jours au moment de la période des récoltes est de 285.7143 FCFA qui semble faible ou  élevé, prière de corriger. La superficie de la parcelle CHAMP RIZ selon les mesures GPS est de 7240.43 hectare qui semble élevé ou faible, prière de corriger. Le document légal (titre, acte, certificat etc. ) qui affirme votre possession de la parcelle CHAMP RIZ est  et semble exister dans les modalités, prière de prendre attache avec le QG pour plus d'explication afin de la classer bien.</w:t>
-      </w:r>
-    </w:p>
-    <w:p>
-      <w:r>
-        <w:rPr>
-          <w:b/>
-          <w:color w:val="4672C4"/>
-          <w:sz w:val="22"/>
-        </w:rPr>
-        <w:t>&gt;&gt; Section18c - Cueillette</w:t>
-      </w:r>
-    </w:p>
-    <w:p>
-      <w:pPr>
-        <w:ind w:left="283"/>
-      </w:pPr>
-      <w:r>
-        <w:rPr>
-          <w:sz w:val="20"/>
-        </w:rPr>
-        <w:t>- Prière de renseigner la valeur de ce produit consommé ou stocké par votre ménage au cours des 12 derniers mois, prière de fournir d'effort pour avoir une estimation (s18cq03) au lieu de 9999.</w:t>
+        <w:t>- Le nombre d'homme de 15 ans et plus (35) non membre du ménage de SAMUEL DIATTA ayant travaillé dans la parcelle CHAMP RIZ pour la période des récoltes semble élevé, prière de corriger. Le nombre de personnes toutes catégories confondues des main-d'oeuvre non-familiale sur la parcelle CHAMP RIZ au cours de la campagne pour la période de préparation du sol (labour) et des semis est de 20 personnes qui semble faible ou élevé. Merci de corriger. Le nombre de personnes toutes catégories confondues des main-d'oeuvre non-familiale sur la parcelle CHAMP RIZ au cours de la campagne pour la période des récoltes est de 35 personnes qui semble faible ou élevé. Merci de corriger. Le salaire d'une fille (moins de 15 ans) ayant travaillé sur la parcelle CHAMP RIZ par jours au moment de la période de préparation du sol (labour) et des semis est de 2000 FCFA qui semble faible ou  élevé, prière de corriger. Le salaire d'un homme de 15ans et plus ayant travaillé sur la parcelle CHAMP RIZ par jours au moment de la période des récoltes est de 285.7143 FCFA qui semble faible ou  élevé, prière de corriger. La superficie de la parcelle CHAMP RIZ selon les mesures GPS est de 7240.43 hectare qui semble élevé ou faible, prière de corriger. Le document légal (titre, acte, certificat etc. ) qui affirme votre possession de la parcelle CHAMP RIZ est  et semble exister dans les modalités, prière de prendre attache avec le QG pour plus d'explication afin de la classer bien.</w:t>
       </w:r>
     </w:p>
     <w:p>
@@ -5323,7 +5348,7 @@
         <w:rPr>
           <w:sz w:val="20"/>
         </w:rPr>
-        <w:t>- Incohérence!! Dans ce ménage, chaque individus consomme par jour .6714286 Kg  de cereale; Prière de revoir les quantités prises de ces produits.</w:t>
+        <w:t>- Incohérence!! Dans ce ménage, chaque individus consomme par jour .7285714 Kg  de cereale; Prière de revoir les quantités prises de ces produits.</w:t>
       </w:r>
     </w:p>
     <w:p>
@@ -5470,7 +5495,7 @@
         <w:rPr>
           <w:sz w:val="20"/>
         </w:rPr>
-        <w:t>- Avertissement! la valeur de l'achat (804.0936 Fcfa) d'un Poules / poulets est trop petite ou élevée. Veuillez confirmer ces informations avec le QG ou apporter les corrections nécessaires. Avertissement! Le prix de vente (1 Fcfa) d'un Poules / poulets est trop petit. Veuillez confirmer ces informations avec le QG ou apporter les corrections nécessaires.</w:t>
+        <w:t>- Avertissement! la valeur de l'achat (804.0936 Fcfa) d'un Poules / poulets est trop petite ou élevée. Veuillez confirmer ces informations avec le QG ou apporter les corrections nécessaires. Avertissement! Le prix de vente (1 Fcfa) d'un Poules / poulets est trop petit. Veuillez confirmer ces informations avec le QG ou apporter les corrections nécessaires. Attention ! Le ménage a vendu  1158000 Poules / poulets à 1158000 donc un prix unitaire d'achat (1 Fcfa) qui  est relativement faible par rapport aux autres prix observés dans cette zone. Prière de corriger ou de confirmer avec le QG.</w:t>
       </w:r>
     </w:p>
     <w:p>
@@ -5491,6 +5516,8 @@
         <w:rPr>
           <w:sz w:val="20"/>
         </w:rPr>
+        <w:t xml:space="preserve">- Attention ! Autre (à préciser) a été achété à 45000 Fcfa est relativement élevé par rapport aux autres prix d'achat observés dans cette zone. Prière de corriger ou de confirmer avec le QG. Attention ! Autre (à préciser) a été revendu à 45000 Fcfa qui est relativement élevé par rapport aux autres prix de revente observés dans cette zone. Prière de corriger ou de confirmer avec le QG. </w:t>
+        <w:br/>
         <w:t>- Avertissement!! Le nombre (20)  de Abreuvoir / Mangeoire est élevé, prière de corriger ou confirmer avec le QG.</w:t>
       </w:r>
     </w:p>
@@ -5869,7 +5896,7 @@
         <w:rPr>
           <w:sz w:val="20"/>
         </w:rPr>
-        <w:t xml:space="preserve">- Peu probable! BÉATRICE BASSENE  n'arrive pas  à comprendre un petit texte lu dans une langue locale (s02q03). Veuillez corriger ou donner des explications au QG. Le montant des frais de transport pour l'année scolaire de BÉATRICE BASSENE est faible ou élevé. veuillez, s'il vous plait, confirmer ces informations avec le QG ou apporter les corrections nécessaires. </w:t>
+        <w:t xml:space="preserve">- Peu probable! BÉATRICE BASSENE  n'arrive pas  à comprendre un petit texte lu dans une langue locale (s02q03). Veuillez corriger ou donner des explications au QG. Le montant des frais de transport pour l'année scolaire de BÉATRICE BASSENE est faible ou élevé. veuillez, s'il vous plait, confirmer ces informations avec le QG ou apporter les corrections nécessaires. Attention ! Le frais de scolarité (105000 Fcfa) de BÉATRICE BASSENE en 2ème année de Maternelle est relativement élevé par rapport aux autres frais de scolarités observés dans cette zone. Prière de corriger ou de confirmer avec le QG. </w:t>
         <w:br/>
         <w:t xml:space="preserve">- Peu probable! DELPHINE BASSENE  n'arrive pas  à comprendre un petit texte lu dans une langue locale (s02q03). Veuillez corriger ou donner des explications au QG.  Incohérence ! seulement les écoles gouvermentales paient les cotisations (Gouvernement, communauté, ONG ou organisation humanitaire). veuillez, s'il vous plait, confirmer cette information de DELPHINE BASSENE avec le QG ou apporter les corrections nécessaires. Attention ! Le frais de scolarité (74000 Fcfa) de DELPHINE BASSENE en 3ème année de Secondaire 1 (Moyen) Général est relativement élevé par rapport aux autres frais de scolarités observés dans cette zone. Prière de corriger ou de confirmer avec le QG. </w:t>
         <w:br/>
@@ -6372,6 +6399,27 @@
           <w:color w:val="4672C4"/>
           <w:sz w:val="22"/>
         </w:rPr>
+        <w:t>&gt;&gt; Section0 - Identification et renseignements de controle</w:t>
+      </w:r>
+    </w:p>
+    <w:p>
+      <w:pPr>
+        <w:ind w:left="283"/>
+      </w:pPr>
+      <w:r>
+        <w:rPr>
+          <w:sz w:val="20"/>
+        </w:rPr>
+        <w:t>- Le questionnaire semble ne pas être complètement fini mais le questionnaire est en statut complet, prière de compléter le questionnaire.</w:t>
+      </w:r>
+    </w:p>
+    <w:p>
+      <w:r>
+        <w:rPr>
+          <w:b/>
+          <w:color w:val="4672C4"/>
+          <w:sz w:val="22"/>
+        </w:rPr>
         <w:t>&gt;&gt; Section1 - Caracteristiques des membres</w:t>
       </w:r>
     </w:p>
@@ -6448,7 +6496,7 @@
         <w:rPr>
           <w:sz w:val="20"/>
         </w:rPr>
-        <w:t>- Attention ! Le prix unitaire d'achat (200 Fcfa) de Lait en poudre en Sachets industriel (Petit) est relativement élevé par rapport aux autres prix observés dans cette zone. Prière de corriger ou de confirmer avec le QG. Attention ! Le prix unitaire d'achat (2000 Fcfa) de Niébé/Haricots secs en Kg (taille unique) est relativement élevé par rapport aux autres prix observés dans cette zone. Prière de corriger ou de confirmer avec le QG. Attention ! Le prix unitaire d'achat (50 Fcfa) de Poivre en Sachets industriel (Petit) est relativement élevé par rapport aux autres prix observés dans cette zone. Prière de corriger ou de confirmer avec le QG. Avertissement!!! Le ménage a consommé 14 Cuillère Petit de Miel, cette quantité semble anormale pour une consommation des 7 derniers jours.Prière de corriger ou de confirmer avec le QG.</w:t>
+        <w:t>- Attention ! Le prix unitaire d'achat (200 Fcfa) de Lait en poudre en Sachets industriel (Petit) est relativement élevé par rapport aux autres prix observés dans cette zone. Prière de corriger ou de confirmer avec le QG. Attention ! Le prix unitaire d'achat (2000 Fcfa) de Niébé/Haricots secs en Kg (taille unique) est relativement élevé par rapport aux autres prix observés dans cette zone. Prière de corriger ou de confirmer avec le QG. Attention ! Le prix unitaire d'achat (50 Fcfa) de Cube alimentaire (Maggi, Jumbo, ) en Cube (Moyen) est relativement élevé par rapport aux autres prix observés dans cette zone. Prière de corriger ou de confirmer avec le QG. Attention ! Le prix unitaire d'achat (50 Fcfa) de Poivre en Sachets industriel (Petit) est relativement élevé par rapport aux autres prix observés dans cette zone. Prière de corriger ou de confirmer avec le QG. Avertissement!!! Le ménage a consommé 14 Cuillère Petit de Miel, cette quantité semble anormale pour une consommation des 7 derniers jours.Prière de corriger ou de confirmer avec le QG.</w:t>
       </w:r>
     </w:p>
     <w:p>
@@ -6532,7 +6580,7 @@
         <w:rPr>
           <w:sz w:val="20"/>
         </w:rPr>
-        <w:t>- Attention ! Matelas simple a été revendu à 80000 Fcfa qui est relativement élevé par rapport aux autres prix de revente observés dans cette zone. Prière de corriger ou de confirmer avec le QG.</w:t>
+        <w:t>- Attention ! Table à manger  (table + chaises) a été achété à 75000 Fcfa est relativement élevé par rapport aux autres prix d'achat observés dans cette zone. Prière de corriger ou de confirmer avec le QG.</w:t>
       </w:r>
     </w:p>
     <w:p>
@@ -6998,7 +7046,7 @@
         <w:rPr>
           <w:sz w:val="20"/>
         </w:rPr>
-        <w:t>- Attention ! Le prix unitaire d'achat (100 Fcfa) de Piment frais en Pièce (Petit) est relativement élevé par rapport aux autres prix observés dans cette zone. Prière de corriger ou de confirmer avec le QG. Attention ! Le prix unitaire d'achat (150 Fcfa) de Concentré de tomate en Sachets industriel (Moyen) est relativement élevé par rapport aux autres prix observés dans cette zone. Prière de corriger ou de confirmer avec le QG. Attention ! Le prix unitaire d'achat (200 Fcfa) de Farine de blé locale ou importée en Sachets (Petit) est relativement élevé par rapport aux autres prix observés dans cette zone. Prière de corriger ou de confirmer avec le QG. Avertissement!!! Le ménage a consommé 10 Pièce Moyen de Mâchoiron Frais, cette quantité semble anormale pour une consommation des 7 derniers jours.Prière de corriger ou de confirmer avec le QG. Avertissement!!! Le ménage a consommé 3 Paquet Petit de Thé en sachet, cette quantité semble anormale pour une consommation des 7 derniers jours.Prière de corriger ou de confirmer avec le QG. Avertissement!! le prix unitaire (125 Fcfa) de Thé en sachet (unité: Paquet) de taille Petit est très faible ou élevé. Prière de corriger ou de confirmer avec le QG. Attention ! Le prix unitaire d'achat (125 Fcfa) de Thé en sachet en Paquet (Petit) est relativement élevé par rapport aux autres prix observés dans cette zone. Prière de corriger ou de confirmer avec le QG. Incohérence!! Dans ce ménage, chaque individus consomme par jour .6666667 Kg  de cereale; Prière de revoir les quantités prises de ces produits.</w:t>
+        <w:t>- Attention ! Le prix unitaire d'achat (150 Fcfa) de Concentré de tomate en Sachets industriel (Moyen) est relativement élevé par rapport aux autres prix observés dans cette zone. Prière de corriger ou de confirmer avec le QG. Attention ! Le prix unitaire d'achat (200 Fcfa) de Farine de blé locale ou importée en Sachets (Petit) est relativement élevé par rapport aux autres prix observés dans cette zone. Prière de corriger ou de confirmer avec le QG. Attention ! Le prix unitaire d'achat (200 Fcfa) de Patate douce en Pièce (Moyen) est relativement élevé par rapport aux autres prix observés dans cette zone. Prière de corriger ou de confirmer avec le QG. Avertissement!!! Le ménage a consommé 10 Pièce Moyen de Mâchoiron Frais, cette quantité semble anormale pour une consommation des 7 derniers jours.Prière de corriger ou de confirmer avec le QG. Avertissement!!! Le ménage a consommé 3 Paquet Petit de Thé en sachet, cette quantité semble anormale pour une consommation des 7 derniers jours.Prière de corriger ou de confirmer avec le QG. Avertissement!! le prix unitaire (125 Fcfa) de Thé en sachet (unité: Paquet) de taille Petit est très faible ou élevé. Prière de corriger ou de confirmer avec le QG. Attention ! Le prix unitaire d'achat (125 Fcfa) de Thé en sachet en Paquet (Petit) est relativement élevé par rapport aux autres prix observés dans cette zone. Prière de corriger ou de confirmer avec le QG. Incohérence!! Dans ce ménage, chaque individus consomme par jour 1.452381 Kg  de cereale; Prière de revoir les quantités prises de ces produits.</w:t>
       </w:r>
     </w:p>
     <w:p>
